--- a/informes-growth/cloudflare-2026-10-14/Cloudflare - growth - 2026-10-14.docx
+++ b/informes-growth/cloudflare-2026-10-14/Cloudflare - growth - 2026-10-14.docx
@@ -20,19 +20,19 @@
           <w:bCs/>
           <w:b/>
         </w:rPr>
-        <w:t xml:space="preserve">Señal (método v4): Mantener</w:t>
-      </w:r>
-      <w:r>
-        <w:t xml:space="preserve"> </w:t>
-      </w:r>
-      <w:r>
-        <w:t xml:space="preserve">(sin vigilancia; convicción: no aplica) · Puntuación 81,3/100 · Señales de cambio de tendencia 6/8 · EV/beneficio bruto 56,0x</w:t>
-      </w:r>
-      <w:r>
-        <w:t xml:space="preserve"> </w:t>
-      </w:r>
-      <w:r>
-        <w:t xml:space="preserve">Precio 360,93 USD · Objetivo 12 m 409,3 USD (ponderada +13,4 %, base +16,5 %, bajista −45,1 %, alcista +65,6 %) · Compra hasta 226,2 USD</w:t>
+        <w:t xml:space="preserve">Señal (método v7): Mantener</w:t>
+      </w:r>
+      <w:r>
+        <w:t xml:space="preserve"> </w:t>
+      </w:r>
+      <w:r>
+        <w:t xml:space="preserve">· Puntuación 81,3/100 · Señales de cambio de tendencia 6/8 · EV/beneficio bruto 56x</w:t>
+      </w:r>
+      <w:r>
+        <w:t xml:space="preserve"> </w:t>
+      </w:r>
+      <w:r>
+        <w:t xml:space="preserve">Precio 360,93 USD · Objetivo 12 m 409,3 USD (ponderada +13,4 %, base +16,5 %, bajista -45,1 %, alcista +65,6 %) · Compra hasta 226,2 USD</w:t>
       </w:r>
       <w:r>
         <w:t xml:space="preserve"> </w:t>
@@ -46,7 +46,32 @@
         <w:pStyle w:val="BlockText"/>
       </w:pPr>
       <w:r>
-        <w:t xml:space="preserve">Precio: último cierre encontrado, el del 9-oct-2026 (360,93 USD, Yahoo Finance); los del 12 y 13-oct no aparecían en las fuentes [5]. Con TIKR y Trade-Ideas (~349 USD a 2-4 de octubre) cuadra el orden de magnitud [6]. Una diferencia de ±5 % en el precio no cambia la señal: el filtro que falla (EV/beneficio bruto 56x frente a 35x) está muy lejos.</w:t>
+        <w:rPr>
+          <w:bCs/>
+          <w:b/>
+        </w:rPr>
+        <w:t xml:space="preserve">Calculado con el método v7</w:t>
+      </w:r>
+      <w:r>
+        <w:t xml:space="preserve"> </w:t>
+      </w:r>
+      <w:r>
+        <w:t xml:space="preserve">(vigente desde el 14-oct tras el backtest de 71 casos,</w:t>
+      </w:r>
+      <w:r>
+        <w:t xml:space="preserve"> </w:t>
+      </w:r>
+      <w:r>
+        <w:rPr>
+          <w:rStyle w:val="VerbatimChar"/>
+        </w:rPr>
+        <w:t xml:space="preserve">verticales/growth/metodo.md</w:t>
+      </w:r>
+      <w:r>
+        <w:t xml:space="preserve"> </w:t>
+      </w:r>
+      <w:r>
+        <w:t xml:space="preserve">§6). Si la sección 9 enseña otras cifras de valoración, son del borrador con la proyección del analista; mandan las de arriba: ventas con la regla mecánica (4252 M en el base) y múltiplo de hoy con rebaja por desaceleración (22,6x / 37,6x / 48,9x).</w:t>
       </w:r>
     </w:p>
     <w:bookmarkStart w:id="20" w:name="la-tesis-en-cinco-líneas"/>

--- a/informes-growth/cloudflare-2026-10-14/Cloudflare - growth - 2026-10-14.docx
+++ b/informes-growth/cloudflare-2026-10-14/Cloudflare - growth - 2026-10-14.docx
@@ -3452,7 +3452,7 @@
         <w:pStyle w:val="FirstParagraph"/>
       </w:pPr>
       <w:r>
-        <w:t xml:space="preserve">Con la cartera value propuesta de ~29.800 EUR (IGLN, Edenred, Daiichi Sankyo, Uber, Viscofan, Alphabet, Netflix, SAP, Intuit, Nemetschek, LVMH y ~6.300 EUR de liquidez), el bolsillo growth podría llegar al 20 % (~5.960 EUR). Una posición de convicción media sería del 4 % (~1.190 EUR). De las growth ya analizadas (Palantir, CrowdStrike, Spotify, Rheinmetall), ninguna está en Comprar.</w:t>
+        <w:t xml:space="preserve">Con la cartera value propuesta (IGLN, Edenred, Daiichi Sankyo, Uber, Viscofan, Alphabet, Netflix, SAP, Intuit, Nemetschek, LVMH y liquidez), el bolsillo growth podría llegar al 20 %. Una posición de convicción media sería del 4 %. De las growth ya analizadas (Palantir, CrowdStrike, Spotify, Rheinmetall), ninguna está en Comprar.</w:t>
       </w:r>
     </w:p>
     <w:p>

--- a/informes-growth/cloudflare-2026-10-14/Cloudflare - growth - 2026-10-14.docx
+++ b/informes-growth/cloudflare-2026-10-14/Cloudflare - growth - 2026-10-14.docx
@@ -20,58 +20,31 @@
           <w:bCs/>
           <w:b/>
         </w:rPr>
-        <w:t xml:space="preserve">Señal (método v7): Mantener</w:t>
-      </w:r>
-      <w:r>
-        <w:t xml:space="preserve"> </w:t>
-      </w:r>
-      <w:r>
-        <w:t xml:space="preserve">· Puntuación 81,3/100 · Señales de cambio de tendencia 6/8 · EV/beneficio bruto 56x</w:t>
-      </w:r>
-      <w:r>
-        <w:t xml:space="preserve"> </w:t>
-      </w:r>
-      <w:r>
-        <w:t xml:space="preserve">Precio 360,93 USD · Objetivo 12 m 409,3 USD (ponderada +13,4 %, base +16,5 %, bajista -45,1 %, alcista +65,6 %) · Compra hasta 226,2 USD</w:t>
-      </w:r>
-      <w:r>
-        <w:t xml:space="preserve"> </w:t>
-      </w:r>
-      <w:r>
-        <w:t xml:space="preserve">Peso orientativo: no entra · Por qué: no compra: EV/beneficio bruto &gt; 35</w:t>
-      </w:r>
-    </w:p>
-    <w:p>
-      <w:pPr>
-        <w:pStyle w:val="BlockText"/>
-      </w:pPr>
-      <w:r>
-        <w:rPr>
-          <w:bCs/>
-          <w:b/>
-        </w:rPr>
-        <w:t xml:space="preserve">Calculado con el método v7</w:t>
-      </w:r>
-      <w:r>
-        <w:t xml:space="preserve"> </w:t>
-      </w:r>
-      <w:r>
-        <w:t xml:space="preserve">(vigente desde el 14-oct tras el backtest de 71 casos,</w:t>
-      </w:r>
-      <w:r>
-        <w:t xml:space="preserve"> </w:t>
-      </w:r>
-      <w:r>
-        <w:rPr>
-          <w:rStyle w:val="VerbatimChar"/>
-        </w:rPr>
-        <w:t xml:space="preserve">verticales/growth/metodo.md</w:t>
-      </w:r>
-      <w:r>
-        <w:t xml:space="preserve"> </w:t>
-      </w:r>
-      <w:r>
-        <w:t xml:space="preserve">§6). Si la sección 9 enseña otras cifras de valoración, son del borrador con la proyección del analista; mandan las de arriba: ventas con la regla mecánica (4252 M en el base) y múltiplo de hoy con rebaja por desaceleración (22,6x / 37,6x / 48,9x).</w:t>
+        <w:t xml:space="preserve">Señal (método vigente v11): Mantener</w:t>
+      </w:r>
+      <w:r>
+        <w:t xml:space="preserve"> </w:t>
+      </w:r>
+      <w:r>
+        <w:t xml:space="preserve">· Puntuación 81,3/100 · Señales de cambio de tendencia 6/8 · EV/ventas NTM 40,4 veces</w:t>
+      </w:r>
+      <w:r>
+        <w:t xml:space="preserve"> </w:t>
+      </w:r>
+      <w:r>
+        <w:t xml:space="preserve">Precio 360,93 USD (fecha del informe) · Objetivo 12 m 404,4 USD · Ponderada +12,0 % · Base +16,5 % · Bajista −45,1 % · Alcista +60,2 % · Compra hasta 226,2 USD</w:t>
+      </w:r>
+      <w:r>
+        <w:t xml:space="preserve"> </w:t>
+      </w:r>
+      <w:r>
+        <w:t xml:space="preserve">Peso orientativo: 0 % de la cartera · Por qué: no compra: EV/beneficio bruto &gt; 35</w:t>
+      </w:r>
+      <w:r>
+        <w:t xml:space="preserve"> </w:t>
+      </w:r>
+      <w:r>
+        <w:t xml:space="preserve">Cabecera rehecha con la v11 el 15-oct (auditoría de homogeneidad). Antes decía (método v7): Mantener. El texto de abajo puede citar cifras de esa versión anterior; mandan las de esta cabecera.</w:t>
       </w:r>
     </w:p>
     <w:bookmarkStart w:id="20" w:name="la-tesis-en-cinco-líneas"/>
